--- a/downloads/documents/04 Units/Unit 01 - Nutrition and Wellness - Kitchen Skills and Smart Eating/Rubric 01 - Feed a Family of Four.docx
+++ b/downloads/documents/04 Units/Unit 01 - Nutrition and Wellness - Kitchen Skills and Smart Eating/Rubric 01 - Feed a Family of Four.docx
@@ -570,7 +570,7 @@
               <w:jc w:val="left"/>
             </w:pPr>
             <w:r>
-              <w:t xml:space="preserve">Everything in Meets, and the station finished on the flowchart or early, the Station Manager called time without prompting, the plate matched the menu card’s description, and the self-assessment matched the teacher’s score within one point on every line.</w:t>
+              <w:t xml:space="preserve">Everything in Meets, and the station finished on the flowchart or early, the Time Keeper (at seven students, the Station Manager) called time without prompting, every one of the eight lab roles did its own job without being told, the plate matched the menu card’s description, and the self-assessment matched the teacher’s score within one point on every line.</w:t>
             </w:r>
           </w:p>
         </w:tc>
@@ -755,6 +755,22 @@
       </w:pPr>
       <w:r>
         <w:t xml:space="preserve">Notes for the team (what to keep, what to change next time):</w:t>
+      </w:r>
+    </w:p>
+    <w:p>
+      <w:pPr>
+        <w:pStyle w:val="BodyText"/>
+      </w:pPr>
+      <w:r>
+        <w:t xml:space="preserve">Keep: ________________________________________________</w:t>
+      </w:r>
+    </w:p>
+    <w:p>
+      <w:pPr>
+        <w:pStyle w:val="BodyText"/>
+      </w:pPr>
+      <w:r>
+        <w:t xml:space="preserve">Change: ________________________________________________</w:t>
       </w:r>
     </w:p>
     <w:p>
@@ -812,7 +828,7 @@
         <w:pStyle w:val="Compact"/>
       </w:pPr>
       <w:r>
-        <w:t xml:space="preserve">Criterion 3 is scored during Lesson 1.20 Day 2 on the clipboard, using the same three lines as the lab rubric (safety and sanitation, the dish, teamwork). A team on a fallback card is scored on criterion 3 exactly like a team on its own dish. A safety violation is an individual participation zero for that day under the grading plan and is handled as a conversation, not a lecture; it also caps the team at Approaching on criterion 3 for that lab.</w:t>
+        <w:t xml:space="preserve">Criterion 3 is scored during Lesson 1.20 Day 2 on the clipboard, alongside the lab rubric’s rows for that lab (the station card, prepare and serve in role, the self-assessment, plus the safety and sanitation row that never changes). Teamwork, every one of the eight lab roles doing its job, is scored inside the prepare and serve row. A team on a fallback card is scored on criterion 3 exactly like a team on its own dish. A safety violation is an individual participation zero for that day under the grading plan and is handled as a conversation, not a lecture; it also caps the team at Approaching on criterion 3 for that lab.</w:t>
       </w:r>
     </w:p>
     <w:p>
